--- a/public/assets/cv.docx
+++ b/public/assets/cv.docx
@@ -292,11 +292,18 @@
             <w:vAlign w:val="center"/>
           </w:tcPr>
           <w:p>
-            <w:proofErr w:type="spellStart"/>
-            <w:r>
-              <w:t>susmitasaha.netlify.app</w:t>
-            </w:r>
-            <w:proofErr w:type="spellEnd"/>
+            <w:r>
+              <w:t>s</w:t>
+            </w:r>
+            <w:r>
+              <w:t>usmita</w:t>
+            </w:r>
+            <w:r>
+              <w:t>saha-dumdum</w:t>
+            </w:r>
+            <w:r>
+              <w:t>.netlify.app</w:t>
+            </w:r>
           </w:p>
         </w:tc>
       </w:tr>
@@ -3197,8 +3204,8 @@
   <w:rsids>
     <w:rsidRoot w:val="001D0F75"/>
     <w:rsid w:val="001D0F75"/>
-    <w:rsid w:val="005E420A"/>
     <w:rsid w:val="00931DE9"/>
+    <w:rsid w:val="00B27BD2"/>
   </w:rsids>
   <m:mathPr>
     <m:mathFont m:val="Cambria Math"/>

--- a/public/assets/cv.docx
+++ b/public/assets/cv.docx
@@ -856,22 +856,9 @@
             <w:pPr>
               <w:pStyle w:val="Heading3"/>
             </w:pPr>
-            <w:sdt>
-              <w:sdtPr>
-                <w:id w:val="1813675065"/>
-                <w:placeholder>
-                  <w:docPart w:val="F2F6C4FA0FE2465A9AF6DB4B33C2B636"/>
-                </w:placeholder>
-                <w:temporary/>
-                <w:showingPlcHdr/>
-                <w15:appearance w15:val="hidden"/>
-              </w:sdtPr>
-              <w:sdtContent>
-                <w:r>
-                  <w:t>Experience</w:t>
-                </w:r>
-              </w:sdtContent>
-            </w:sdt>
+            <w:r>
+              <w:t>Personal qualification</w:t>
+            </w:r>
           </w:p>
         </w:tc>
         <w:tc>
@@ -910,171 +897,24 @@
           </w:tcPr>
           <w:p>
             <w:pPr>
-              <w:pStyle w:val="Dates"/>
-            </w:pPr>
-            <w:sdt>
-              <w:sdtPr>
-                <w:id w:val="-1919854128"/>
-                <w:placeholder>
-                  <w:docPart w:val="79BDF168B88D4F098E946A8C760D1D82"/>
-                </w:placeholder>
-                <w:temporary/>
-                <w:showingPlcHdr/>
-                <w15:appearance w15:val="hidden"/>
-              </w:sdtPr>
-              <w:sdtContent>
-                <w:r>
-                  <w:t>[Dates From] – [To]</w:t>
-                </w:r>
-              </w:sdtContent>
-            </w:sdt>
-          </w:p>
-          <w:p>
-            <w:pPr>
               <w:pStyle w:val="Text"/>
-            </w:pPr>
-            <w:sdt>
-              <w:sdtPr>
-                <w:id w:val="1779303726"/>
-                <w:placeholder>
-                  <w:docPart w:val="E4BEACB2489A455F97952282B874AC82"/>
-                </w:placeholder>
-                <w:temporary/>
-                <w:showingPlcHdr/>
-                <w15:appearance w15:val="hidden"/>
-              </w:sdtPr>
-              <w:sdtContent>
-                <w:r>
-                  <w:t>[Job Title] • [Job Position] • [Company Name]</w:t>
-                </w:r>
-              </w:sdtContent>
-            </w:sdt>
-          </w:p>
-          <w:p>
-            <w:pPr>
-              <w:pStyle w:val="Dates"/>
-            </w:pPr>
-          </w:p>
-          <w:p>
-            <w:pPr>
-              <w:pStyle w:val="Dates"/>
-            </w:pPr>
-            <w:sdt>
-              <w:sdtPr>
-                <w:id w:val="125430856"/>
-                <w:placeholder>
-                  <w:docPart w:val="0F83C93FB4114937845A8B156C742BD0"/>
-                </w:placeholder>
-                <w:temporary/>
-                <w:showingPlcHdr/>
-                <w15:appearance w15:val="hidden"/>
-              </w:sdtPr>
-              <w:sdtContent>
-                <w:r>
-                  <w:t>[Dates From] – [To]</w:t>
-                </w:r>
-              </w:sdtContent>
-            </w:sdt>
+              <w:numPr>
+                <w:ilvl w:val="0"/>
+                <w:numId w:val="12"/>
+              </w:numPr>
+            </w:pPr>
+            <w:r>
+              <w:t>Diploma in Desktop Publishing (DTP) from Yuba Kendra, Govt. of WB in 2007</w:t>
+            </w:r>
           </w:p>
           <w:p>
             <w:pPr>
               <w:pStyle w:val="Text"/>
-            </w:pPr>
-            <w:sdt>
-              <w:sdtPr>
-                <w:id w:val="-376248628"/>
-                <w:placeholder>
-                  <w:docPart w:val="0F83C93FB4114937845A8B156C742BD0"/>
-                </w:placeholder>
-                <w:temporary/>
-                <w:showingPlcHdr/>
-                <w15:appearance w15:val="hidden"/>
-              </w:sdtPr>
-              <w:sdtContent>
-                <w:r>
-                  <w:t>[Dates From] – [To]</w:t>
-                </w:r>
-              </w:sdtContent>
-            </w:sdt>
-          </w:p>
-          <w:p>
-            <w:pPr>
-              <w:pStyle w:val="Dates"/>
-            </w:pPr>
-            <w:r>
-              <w:t xml:space="preserve"> </w:t>
-            </w:r>
-          </w:p>
-          <w:p>
-            <w:pPr>
-              <w:pStyle w:val="Dates"/>
-            </w:pPr>
-            <w:sdt>
-              <w:sdtPr>
-                <w:id w:val="1194957147"/>
-                <w:placeholder>
-                  <w:docPart w:val="D1C4AC48E5B6431AA2D95E16CBCDA33E"/>
-                </w:placeholder>
-                <w:temporary/>
-                <w:showingPlcHdr/>
-                <w15:appearance w15:val="hidden"/>
-              </w:sdtPr>
-              <w:sdtContent>
-                <w:r>
-                  <w:t>[Dates From] – [To]</w:t>
-                </w:r>
-              </w:sdtContent>
-            </w:sdt>
-          </w:p>
-          <w:p>
-            <w:pPr>
-              <w:pStyle w:val="Text"/>
-            </w:pPr>
-            <w:sdt>
-              <w:sdtPr>
-                <w:id w:val="-1723587715"/>
-                <w:placeholder>
-                  <w:docPart w:val="D1C4AC48E5B6431AA2D95E16CBCDA33E"/>
-                </w:placeholder>
-                <w:temporary/>
-                <w:showingPlcHdr/>
-                <w15:appearance w15:val="hidden"/>
-              </w:sdtPr>
-              <w:sdtContent>
-                <w:r>
-                  <w:t>[Dates From] – [To]</w:t>
-                </w:r>
-              </w:sdtContent>
-            </w:sdt>
-          </w:p>
-          <w:p>
-            <w:pPr>
-              <w:pStyle w:val="Dates"/>
-            </w:pPr>
-            <w:r>
-              <w:t xml:space="preserve"> </w:t>
-            </w:r>
-          </w:p>
-          <w:p>
-            <w:pPr>
-              <w:pStyle w:val="Text"/>
-            </w:pPr>
-            <w:sdt>
-              <w:sdtPr>
-                <w:id w:val="-301624784"/>
-                <w:placeholder>
-                  <w:docPart w:val="7BE43F8DEA1741CDA7B21C566347BBDF"/>
-                </w:placeholder>
-                <w:temporary/>
-                <w:showingPlcHdr/>
-                <w15:appearance w15:val="hidden"/>
-              </w:sdtPr>
-              <w:sdtContent>
-                <w:r>
-                  <w:t>[This is the place for a brief summary of your key responsibilities and most stellar accomplishments.]</w:t>
-                </w:r>
-              </w:sdtContent>
-            </w:sdt>
+              <w:ind w:left="0"/>
+            </w:pPr>
+            <w:r>
+              <w:t>Fundamentals of Software from SISI, Govt. of India in 2005</w:t>
+            </w:r>
           </w:p>
         </w:tc>
         <w:tc>
@@ -1117,7 +957,7 @@
               <w:pStyle w:val="Heading3"/>
             </w:pPr>
             <w:r>
-              <w:t>Personal qualification</w:t>
+              <w:t>Personal details</w:t>
             </w:r>
           </w:p>
         </w:tc>
@@ -1158,13 +998,55 @@
           <w:p>
             <w:pPr>
               <w:pStyle w:val="Text"/>
-              <w:numPr>
-                <w:ilvl w:val="0"/>
-                <w:numId w:val="12"/>
-              </w:numPr>
-            </w:pPr>
-            <w:r>
-              <w:t>Diploma in Desktop Publishing (DTP) from Yuba Kendra, Govt. of WB in 2007</w:t>
+            </w:pPr>
+            <w:r>
+              <w:t>D.O.B:                    20</w:t>
+            </w:r>
+            <w:r>
+              <w:rPr>
+                <w:vertAlign w:val="superscript"/>
+              </w:rPr>
+              <w:t>th</w:t>
+            </w:r>
+            <w:r>
+              <w:t xml:space="preserve"> January, 1978</w:t>
+            </w:r>
+          </w:p>
+          <w:p>
+            <w:pPr>
+              <w:pStyle w:val="Text"/>
+            </w:pPr>
+            <w:r>
+              <w:t>Sex:                        Female</w:t>
+            </w:r>
+          </w:p>
+          <w:p>
+            <w:pPr>
+              <w:pStyle w:val="Text"/>
+            </w:pPr>
+            <w:proofErr w:type="spellStart"/>
+            <w:r>
+              <w:t>Martial</w:t>
+            </w:r>
+            <w:proofErr w:type="spellEnd"/>
+            <w:r>
+              <w:t xml:space="preserve"> Status:        Married</w:t>
+            </w:r>
+          </w:p>
+          <w:p>
+            <w:pPr>
+              <w:pStyle w:val="Text"/>
+            </w:pPr>
+            <w:r>
+              <w:t>Language Known:  Bengali, English</w:t>
+            </w:r>
+          </w:p>
+          <w:p>
+            <w:pPr>
+              <w:pStyle w:val="Text"/>
+            </w:pPr>
+            <w:r>
+              <w:t>Nationality:             Indian</w:t>
             </w:r>
           </w:p>
           <w:p>
@@ -1176,7 +1058,7 @@
               </w:numPr>
             </w:pPr>
             <w:r>
-              <w:t>Fundamentals of Software from SISI, Govt. of India in 2005</w:t>
+              <w:t>Hobbies:                 Travelling and meeting people.</w:t>
             </w:r>
           </w:p>
         </w:tc>
@@ -1211,17 +1093,13 @@
             <w:tcW w:w="6946" w:type="dxa"/>
             <w:gridSpan w:val="12"/>
             <w:tcBorders>
-              <w:bottom w:val="single" w:sz="8" w:space="0" w:color="2C3B57" w:themeColor="text2"/>
+              <w:bottom w:val="single" w:sz="36" w:space="0" w:color="CADEE5" w:themeColor="background2"/>
             </w:tcBorders>
-            <w:vAlign w:val="bottom"/>
           </w:tcPr>
           <w:p>
             <w:pPr>
               <w:pStyle w:val="Heading3"/>
             </w:pPr>
-            <w:r>
-              <w:t>Personal details</w:t>
-            </w:r>
           </w:p>
         </w:tc>
         <w:tc>
@@ -1262,78 +1140,6 @@
             <w:pPr>
               <w:pStyle w:val="Text"/>
             </w:pPr>
-            <w:r>
-              <w:t xml:space="preserve">D.O.B: </w:t>
-            </w:r>
-            <w:r>
-              <w:t xml:space="preserve">                   </w:t>
-            </w:r>
-            <w:r>
-              <w:t>20</w:t>
-            </w:r>
-            <w:r>
-              <w:rPr>
-                <w:vertAlign w:val="superscript"/>
-              </w:rPr>
-              <w:t>th</w:t>
-            </w:r>
-            <w:r>
-              <w:t xml:space="preserve"> January, 1978</w:t>
-            </w:r>
-          </w:p>
-          <w:p>
-            <w:pPr>
-              <w:pStyle w:val="Text"/>
-            </w:pPr>
-            <w:r>
-              <w:t xml:space="preserve">Sex:     </w:t>
-            </w:r>
-            <w:r>
-              <w:t xml:space="preserve">                   </w:t>
-            </w:r>
-            <w:r>
-              <w:t>Female</w:t>
-            </w:r>
-          </w:p>
-          <w:p>
-            <w:pPr>
-              <w:pStyle w:val="Text"/>
-            </w:pPr>
-            <w:proofErr w:type="spellStart"/>
-            <w:r>
-              <w:t>Martial</w:t>
-            </w:r>
-            <w:proofErr w:type="spellEnd"/>
-            <w:r>
-              <w:t xml:space="preserve"> Status:</w:t>
-            </w:r>
-            <w:r>
-              <w:t xml:space="preserve">        Married</w:t>
-            </w:r>
-          </w:p>
-          <w:p>
-            <w:pPr>
-              <w:pStyle w:val="Text"/>
-            </w:pPr>
-            <w:r>
-              <w:t>Language Known:  Bengali, English</w:t>
-            </w:r>
-          </w:p>
-          <w:p>
-            <w:pPr>
-              <w:pStyle w:val="Text"/>
-            </w:pPr>
-            <w:r>
-              <w:t>Nationality:             Indian</w:t>
-            </w:r>
-          </w:p>
-          <w:p>
-            <w:pPr>
-              <w:pStyle w:val="Text"/>
-            </w:pPr>
-            <w:r>
-              <w:t>Hobbies:                 Travelling and meeting people.</w:t>
-            </w:r>
           </w:p>
         </w:tc>
         <w:tc>
@@ -2815,162 +2621,6 @@
         </w:p>
       </w:docPartBody>
     </w:docPart>
-    <w:docPart>
-      <w:docPartPr>
-        <w:name w:val="F2F6C4FA0FE2465A9AF6DB4B33C2B636"/>
-        <w:category>
-          <w:name w:val="General"/>
-          <w:gallery w:val="placeholder"/>
-        </w:category>
-        <w:types>
-          <w:type w:val="bbPlcHdr"/>
-        </w:types>
-        <w:behaviors>
-          <w:behavior w:val="content"/>
-        </w:behaviors>
-        <w:guid w:val="{0A5E30C0-5CF2-4B4C-A87F-657BDE5441ED}"/>
-      </w:docPartPr>
-      <w:docPartBody>
-        <w:p>
-          <w:pPr>
-            <w:pStyle w:val="F2F6C4FA0FE2465A9AF6DB4B33C2B636"/>
-          </w:pPr>
-          <w:r>
-            <w:t>Experience</w:t>
-          </w:r>
-        </w:p>
-      </w:docPartBody>
-    </w:docPart>
-    <w:docPart>
-      <w:docPartPr>
-        <w:name w:val="79BDF168B88D4F098E946A8C760D1D82"/>
-        <w:category>
-          <w:name w:val="General"/>
-          <w:gallery w:val="placeholder"/>
-        </w:category>
-        <w:types>
-          <w:type w:val="bbPlcHdr"/>
-        </w:types>
-        <w:behaviors>
-          <w:behavior w:val="content"/>
-        </w:behaviors>
-        <w:guid w:val="{44D40908-E3A4-47FF-8D87-A20FB533E8FB}"/>
-      </w:docPartPr>
-      <w:docPartBody>
-        <w:p>
-          <w:pPr>
-            <w:pStyle w:val="79BDF168B88D4F098E946A8C760D1D82"/>
-          </w:pPr>
-          <w:r>
-            <w:t>[Dates From] – [To]</w:t>
-          </w:r>
-        </w:p>
-      </w:docPartBody>
-    </w:docPart>
-    <w:docPart>
-      <w:docPartPr>
-        <w:name w:val="E4BEACB2489A455F97952282B874AC82"/>
-        <w:category>
-          <w:name w:val="General"/>
-          <w:gallery w:val="placeholder"/>
-        </w:category>
-        <w:types>
-          <w:type w:val="bbPlcHdr"/>
-        </w:types>
-        <w:behaviors>
-          <w:behavior w:val="content"/>
-        </w:behaviors>
-        <w:guid w:val="{DFCB59A4-E114-438A-A41C-C7FC8C09A4F2}"/>
-      </w:docPartPr>
-      <w:docPartBody>
-        <w:p>
-          <w:pPr>
-            <w:pStyle w:val="E4BEACB2489A455F97952282B874AC82"/>
-          </w:pPr>
-          <w:r>
-            <w:t>[Job Title] • [Job Position] • [Company Name]</w:t>
-          </w:r>
-        </w:p>
-      </w:docPartBody>
-    </w:docPart>
-    <w:docPart>
-      <w:docPartPr>
-        <w:name w:val="0F83C93FB4114937845A8B156C742BD0"/>
-        <w:category>
-          <w:name w:val="General"/>
-          <w:gallery w:val="placeholder"/>
-        </w:category>
-        <w:types>
-          <w:type w:val="bbPlcHdr"/>
-        </w:types>
-        <w:behaviors>
-          <w:behavior w:val="content"/>
-        </w:behaviors>
-        <w:guid w:val="{06224535-ECC3-411C-8E6B-35DA98089C4B}"/>
-      </w:docPartPr>
-      <w:docPartBody>
-        <w:p>
-          <w:pPr>
-            <w:pStyle w:val="0F83C93FB4114937845A8B156C742BD0"/>
-          </w:pPr>
-          <w:r>
-            <w:t>[Dates From] – [To]</w:t>
-          </w:r>
-        </w:p>
-      </w:docPartBody>
-    </w:docPart>
-    <w:docPart>
-      <w:docPartPr>
-        <w:name w:val="D1C4AC48E5B6431AA2D95E16CBCDA33E"/>
-        <w:category>
-          <w:name w:val="General"/>
-          <w:gallery w:val="placeholder"/>
-        </w:category>
-        <w:types>
-          <w:type w:val="bbPlcHdr"/>
-        </w:types>
-        <w:behaviors>
-          <w:behavior w:val="content"/>
-        </w:behaviors>
-        <w:guid w:val="{3B1E26B2-B373-4DF6-B7DC-0B4101FDCAD9}"/>
-      </w:docPartPr>
-      <w:docPartBody>
-        <w:p>
-          <w:pPr>
-            <w:pStyle w:val="D1C4AC48E5B6431AA2D95E16CBCDA33E"/>
-          </w:pPr>
-          <w:r>
-            <w:t>[Dates From] – [To]</w:t>
-          </w:r>
-        </w:p>
-      </w:docPartBody>
-    </w:docPart>
-    <w:docPart>
-      <w:docPartPr>
-        <w:name w:val="7BE43F8DEA1741CDA7B21C566347BBDF"/>
-        <w:category>
-          <w:name w:val="General"/>
-          <w:gallery w:val="placeholder"/>
-        </w:category>
-        <w:types>
-          <w:type w:val="bbPlcHdr"/>
-        </w:types>
-        <w:behaviors>
-          <w:behavior w:val="content"/>
-        </w:behaviors>
-        <w:guid w:val="{10437047-3901-4625-BE53-DC402C6E6403}"/>
-      </w:docPartPr>
-      <w:docPartBody>
-        <w:p>
-          <w:pPr>
-            <w:pStyle w:val="7BE43F8DEA1741CDA7B21C566347BBDF"/>
-          </w:pPr>
-          <w:r>
-            <w:t>[This is the place for a brief summary of your key responsibilities and most stellar accomplishments.]</w:t>
-          </w:r>
-        </w:p>
-      </w:docPartBody>
-    </w:docPart>
   </w:docParts>
 </w:glossaryDocument>
 </file>
@@ -3204,8 +2854,8 @@
   <w:rsids>
     <w:rsidRoot w:val="001D0F75"/>
     <w:rsid w:val="001D0F75"/>
+    <w:rsid w:val="00914354"/>
     <w:rsid w:val="00931DE9"/>
-    <w:rsid w:val="00B27BD2"/>
   </w:rsids>
   <m:mathPr>
     <m:mathFont m:val="Cambria Math"/>
